--- a/documents/PCB Design Review Checklist (Word).docx
+++ b/documents/PCB Design Review Checklist (Word).docx
@@ -24,7 +24,7 @@
     </w:p>
     <w:p>
       <w:pPr>
-        <w:spacing w:line="360" w:lineRule="auto"/>
+        <w:spacing w:after="360" w:line="600" w:lineRule="auto"/>
         <w:rPr>
           <w:sz w:val="22"/>
           <w:szCs w:val="22"/>
@@ -39,13 +39,78 @@
         <mc:AlternateContent>
           <mc:Choice Requires="wps">
             <w:drawing>
-              <wp:anchor distT="0" distB="0" distL="114300" distR="114300" simplePos="0" relativeHeight="251661312" behindDoc="0" locked="0" layoutInCell="1" allowOverlap="1" wp14:anchorId="270510CE" wp14:editId="3AEA5A00">
+              <wp:anchor distT="0" distB="0" distL="114300" distR="114300" simplePos="0" relativeHeight="251669504" behindDoc="0" locked="0" layoutInCell="1" allowOverlap="1" wp14:anchorId="73262723" wp14:editId="75A19CAD">
                 <wp:simplePos x="0" y="0"/>
                 <wp:positionH relativeFrom="column">
                   <wp:posOffset>-11430</wp:posOffset>
                 </wp:positionH>
                 <wp:positionV relativeFrom="paragraph">
-                  <wp:posOffset>892810</wp:posOffset>
+                  <wp:posOffset>1666240</wp:posOffset>
+                </wp:positionV>
+                <wp:extent cx="5985163" cy="0"/>
+                <wp:effectExtent l="0" t="0" r="0" b="0"/>
+                <wp:wrapNone/>
+                <wp:docPr id="430710096" name="Straight Connector 1"/>
+                <wp:cNvGraphicFramePr/>
+                <a:graphic xmlns:a="http://schemas.openxmlformats.org/drawingml/2006/main">
+                  <a:graphicData uri="http://schemas.microsoft.com/office/word/2010/wordprocessingShape">
+                    <wps:wsp>
+                      <wps:cNvCnPr/>
+                      <wps:spPr>
+                        <a:xfrm>
+                          <a:off x="0" y="0"/>
+                          <a:ext cx="5985163" cy="0"/>
+                        </a:xfrm>
+                        <a:prstGeom prst="line">
+                          <a:avLst/>
+                        </a:prstGeom>
+                      </wps:spPr>
+                      <wps:style>
+                        <a:lnRef idx="2">
+                          <a:schemeClr val="dk1"/>
+                        </a:lnRef>
+                        <a:fillRef idx="0">
+                          <a:schemeClr val="dk1"/>
+                        </a:fillRef>
+                        <a:effectRef idx="1">
+                          <a:schemeClr val="dk1"/>
+                        </a:effectRef>
+                        <a:fontRef idx="minor">
+                          <a:schemeClr val="tx1"/>
+                        </a:fontRef>
+                      </wps:style>
+                      <wps:bodyPr/>
+                    </wps:wsp>
+                  </a:graphicData>
+                </a:graphic>
+              </wp:anchor>
+            </w:drawing>
+          </mc:Choice>
+          <mc:Fallback>
+            <w:pict>
+              <v:line w14:anchorId="45C8DD9C" id="Straight Connector 1" o:spid="_x0000_s1026" style="position:absolute;z-index:251669504;visibility:visible;mso-wrap-style:square;mso-wrap-distance-left:9pt;mso-wrap-distance-top:0;mso-wrap-distance-right:9pt;mso-wrap-distance-bottom:0;mso-position-horizontal:absolute;mso-position-horizontal-relative:text;mso-position-vertical:absolute;mso-position-vertical-relative:text" from="-.9pt,131.2pt" to="470.35pt,131.2pt" o:gfxdata="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" strokecolor="black [3200]" strokeweight="1.5pt">
+                <v:stroke joinstyle="miter"/>
+              </v:line>
+            </w:pict>
+          </mc:Fallback>
+        </mc:AlternateContent>
+      </w:r>
+      <w:r>
+        <w:rPr>
+          <w:noProof/>
+          <w:sz w:val="22"/>
+          <w:szCs w:val="22"/>
+        </w:rPr>
+        <mc:AlternateContent>
+          <mc:Choice Requires="wps">
+            <w:drawing>
+              <wp:anchor distT="0" distB="0" distL="114300" distR="114300" simplePos="0" relativeHeight="251661312" behindDoc="0" locked="0" layoutInCell="1" allowOverlap="1" wp14:anchorId="270510CE" wp14:editId="5CFAE3A2">
+                <wp:simplePos x="0" y="0"/>
+                <wp:positionH relativeFrom="column">
+                  <wp:posOffset>-11430</wp:posOffset>
+                </wp:positionH>
+                <wp:positionV relativeFrom="paragraph">
+                  <wp:posOffset>807085</wp:posOffset>
                 </wp:positionV>
                 <wp:extent cx="5985163" cy="0"/>
                 <wp:effectExtent l="0" t="0" r="0" b="0"/>
@@ -88,7 +153,7 @@
           </mc:Choice>
           <mc:Fallback>
             <w:pict>
-              <v:line w14:anchorId="12126EDD" id="Straight Connector 1" o:spid="_x0000_s1026" style="position:absolute;z-index:251661312;visibility:visible;mso-wrap-style:square;mso-wrap-distance-left:9pt;mso-wrap-distance-top:0;mso-wrap-distance-right:9pt;mso-wrap-distance-bottom:0;mso-position-horizontal:absolute;mso-position-horizontal-relative:text;mso-position-vertical:absolute;mso-position-vertical-relative:text" from="-.9pt,70.3pt" to="470.35pt,70.3pt" o:gfxdata="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" strokecolor="black [3200]" strokeweight="1.5pt">
+              <v:line w14:anchorId="619479FD" id="Straight Connector 1" o:spid="_x0000_s1026" style="position:absolute;z-index:251661312;visibility:visible;mso-wrap-style:square;mso-wrap-distance-left:9pt;mso-wrap-distance-top:0;mso-wrap-distance-right:9pt;mso-wrap-distance-bottom:0;mso-position-horizontal:absolute;mso-position-horizontal-relative:text;mso-position-vertical:absolute;mso-position-vertical-relative:text" from="-.9pt,63.55pt" to="470.35pt,63.55pt" o:gfxdata="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" strokecolor="black [3200]" strokeweight="1.5pt">
                 <v:stroke joinstyle="miter"/>
               </v:line>
             </w:pict>
@@ -104,15 +169,15 @@
         <mc:AlternateContent>
           <mc:Choice Requires="wps">
             <w:drawing>
-              <wp:anchor distT="0" distB="0" distL="114300" distR="114300" simplePos="0" relativeHeight="251659264" behindDoc="0" locked="0" layoutInCell="1" allowOverlap="1" wp14:anchorId="672B8298" wp14:editId="53F00B32">
+              <wp:anchor distT="0" distB="0" distL="114300" distR="114300" simplePos="0" relativeHeight="251659264" behindDoc="0" locked="0" layoutInCell="1" allowOverlap="1" wp14:anchorId="672B8298" wp14:editId="22634248">
                 <wp:simplePos x="0" y="0"/>
                 <wp:positionH relativeFrom="column">
                   <wp:posOffset>-11430</wp:posOffset>
                 </wp:positionH>
                 <wp:positionV relativeFrom="paragraph">
-                  <wp:posOffset>370840</wp:posOffset>
+                  <wp:posOffset>380365</wp:posOffset>
                 </wp:positionV>
-                <wp:extent cx="5985163" cy="0"/>
+                <wp:extent cx="5984875" cy="0"/>
                 <wp:effectExtent l="0" t="0" r="0" b="0"/>
                 <wp:wrapNone/>
                 <wp:docPr id="1747966068" name="Straight Connector 1"/>
@@ -124,7 +189,7 @@
                       <wps:spPr>
                         <a:xfrm>
                           <a:off x="0" y="0"/>
-                          <a:ext cx="5985163" cy="0"/>
+                          <a:ext cx="5984875" cy="0"/>
                         </a:xfrm>
                         <a:prstGeom prst="line">
                           <a:avLst/>
@@ -153,7 +218,7 @@
           </mc:Choice>
           <mc:Fallback>
             <w:pict>
-              <v:line w14:anchorId="6623CBC7" id="Straight Connector 1" o:spid="_x0000_s1026" style="position:absolute;z-index:251659264;visibility:visible;mso-wrap-style:square;mso-wrap-distance-left:9pt;mso-wrap-distance-top:0;mso-wrap-distance-right:9pt;mso-wrap-distance-bottom:0;mso-position-horizontal:absolute;mso-position-horizontal-relative:text;mso-position-vertical:absolute;mso-position-vertical-relative:text" from="-.9pt,29.2pt" to="470.35pt,29.2pt" o:gfxdata="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" strokecolor="black [3200]" strokeweight="1.5pt">
+              <v:line w14:anchorId="50209889" id="Straight Connector 1" o:spid="_x0000_s1026" style="position:absolute;z-index:251659264;visibility:visible;mso-wrap-style:square;mso-wrap-distance-left:9pt;mso-wrap-distance-top:0;mso-wrap-distance-right:9pt;mso-wrap-distance-bottom:0;mso-position-horizontal:absolute;mso-position-horizontal-relative:text;mso-position-vertical:absolute;mso-position-vertical-relative:text" from="-.9pt,29.95pt" to="470.35pt,29.95pt" o:gfxdata="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" strokecolor="black [3200]" strokeweight="1.5pt">
                 <v:stroke joinstyle="miter"/>
               </v:line>
             </w:pict>
@@ -162,44 +227,6 @@
       </w:r>
       <w:r>
         <w:rPr>
-          <w:sz w:val="22"/>
-          <w:szCs w:val="22"/>
-        </w:rPr>
-        <w:t>PCB Part Number &amp; Revision:</w:t>
-      </w:r>
-      <w:r>
-        <w:rPr>
-          <w:sz w:val="22"/>
-          <w:szCs w:val="22"/>
-        </w:rPr>
-        <w:br/>
-      </w:r>
-      <w:r>
-        <w:rPr>
-          <w:sz w:val="22"/>
-          <w:szCs w:val="22"/>
-        </w:rPr>
-        <w:br/>
-        <w:t>Assembled PCB P/N and Revision:</w:t>
-      </w:r>
-      <w:r>
-        <w:rPr>
-          <w:sz w:val="22"/>
-          <w:szCs w:val="22"/>
-        </w:rPr>
-        <w:br/>
-      </w:r>
-    </w:p>
-    <w:p>
-      <w:pPr>
-        <w:spacing w:line="360" w:lineRule="auto"/>
-        <w:rPr>
-          <w:sz w:val="22"/>
-          <w:szCs w:val="22"/>
-        </w:rPr>
-      </w:pPr>
-      <w:r>
-        <w:rPr>
           <w:noProof/>
           <w:sz w:val="22"/>
           <w:szCs w:val="22"/>
@@ -207,18 +234,18 @@
         <mc:AlternateContent>
           <mc:Choice Requires="wps">
             <w:drawing>
-              <wp:anchor distT="0" distB="0" distL="114300" distR="114300" simplePos="0" relativeHeight="251669504" behindDoc="0" locked="0" layoutInCell="1" allowOverlap="1" wp14:anchorId="73262723" wp14:editId="38E2387D">
+              <wp:anchor distT="0" distB="0" distL="114300" distR="114300" simplePos="0" relativeHeight="251663360" behindDoc="0" locked="0" layoutInCell="1" allowOverlap="1" wp14:anchorId="6428A079" wp14:editId="72751CA4">
                 <wp:simplePos x="0" y="0"/>
                 <wp:positionH relativeFrom="column">
                   <wp:posOffset>-11430</wp:posOffset>
                 </wp:positionH>
                 <wp:positionV relativeFrom="paragraph">
-                  <wp:posOffset>1476326</wp:posOffset>
+                  <wp:posOffset>2291080</wp:posOffset>
                 </wp:positionV>
-                <wp:extent cx="5985163" cy="0"/>
+                <wp:extent cx="5984875" cy="0"/>
                 <wp:effectExtent l="0" t="0" r="0" b="0"/>
                 <wp:wrapNone/>
-                <wp:docPr id="430710096" name="Straight Connector 1"/>
+                <wp:docPr id="623200508" name="Straight Connector 1"/>
                 <wp:cNvGraphicFramePr/>
                 <a:graphic xmlns:a="http://schemas.openxmlformats.org/drawingml/2006/main">
                   <a:graphicData uri="http://schemas.microsoft.com/office/word/2010/wordprocessingShape">
@@ -227,7 +254,7 @@
                       <wps:spPr>
                         <a:xfrm>
                           <a:off x="0" y="0"/>
-                          <a:ext cx="5985163" cy="0"/>
+                          <a:ext cx="5984875" cy="0"/>
                         </a:xfrm>
                         <a:prstGeom prst="line">
                           <a:avLst/>
@@ -256,7 +283,7 @@
           </mc:Choice>
           <mc:Fallback>
             <w:pict>
-              <v:line w14:anchorId="01ABA166" id="Straight Connector 1" o:spid="_x0000_s1026" style="position:absolute;z-index:251669504;visibility:visible;mso-wrap-style:square;mso-wrap-distance-left:9pt;mso-wrap-distance-top:0;mso-wrap-distance-right:9pt;mso-wrap-distance-bottom:0;mso-position-horizontal:absolute;mso-position-horizontal-relative:text;mso-position-vertical:absolute;mso-position-vertical-relative:text" from="-.9pt,116.25pt" to="470.35pt,116.25pt" o:gfxdata="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" strokecolor="black [3200]" strokeweight="1.5pt">
+              <v:line w14:anchorId="7D1DB9FB" id="Straight Connector 1" o:spid="_x0000_s1026" style="position:absolute;z-index:251663360;visibility:visible;mso-wrap-style:square;mso-wrap-distance-left:9pt;mso-wrap-distance-top:0;mso-wrap-distance-right:9pt;mso-wrap-distance-bottom:0;mso-position-horizontal:absolute;mso-position-horizontal-relative:text;mso-position-vertical:absolute;mso-position-vertical-relative:text" from="-.9pt,180.4pt" to="470.35pt,180.4pt" o:gfxdata="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" strokecolor="black [3200]" strokeweight="1.5pt">
                 <v:stroke joinstyle="miter"/>
               </v:line>
             </w:pict>
@@ -272,7 +299,94 @@
         <mc:AlternateContent>
           <mc:Choice Requires="wps">
             <w:drawing>
-              <wp:anchor distT="0" distB="0" distL="114300" distR="114300" simplePos="0" relativeHeight="251667456" behindDoc="0" locked="0" layoutInCell="1" allowOverlap="1" wp14:anchorId="293B2B3D" wp14:editId="599DE65B">
+              <wp:anchor distT="0" distB="0" distL="114300" distR="114300" simplePos="0" relativeHeight="251665408" behindDoc="0" locked="0" layoutInCell="1" allowOverlap="1" wp14:anchorId="3AC1BEF6" wp14:editId="694ED5E4">
+                <wp:simplePos x="0" y="0"/>
+                <wp:positionH relativeFrom="column">
+                  <wp:posOffset>-11430</wp:posOffset>
+                </wp:positionH>
+                <wp:positionV relativeFrom="paragraph">
+                  <wp:posOffset>2022475</wp:posOffset>
+                </wp:positionV>
+                <wp:extent cx="5984875" cy="0"/>
+                <wp:effectExtent l="0" t="0" r="0" b="0"/>
+                <wp:wrapNone/>
+                <wp:docPr id="2022652431" name="Straight Connector 1"/>
+                <wp:cNvGraphicFramePr/>
+                <a:graphic xmlns:a="http://schemas.openxmlformats.org/drawingml/2006/main">
+                  <a:graphicData uri="http://schemas.microsoft.com/office/word/2010/wordprocessingShape">
+                    <wps:wsp>
+                      <wps:cNvCnPr/>
+                      <wps:spPr>
+                        <a:xfrm>
+                          <a:off x="0" y="0"/>
+                          <a:ext cx="5984875" cy="0"/>
+                        </a:xfrm>
+                        <a:prstGeom prst="line">
+                          <a:avLst/>
+                        </a:prstGeom>
+                      </wps:spPr>
+                      <wps:style>
+                        <a:lnRef idx="2">
+                          <a:schemeClr val="dk1"/>
+                        </a:lnRef>
+                        <a:fillRef idx="0">
+                          <a:schemeClr val="dk1"/>
+                        </a:fillRef>
+                        <a:effectRef idx="1">
+                          <a:schemeClr val="dk1"/>
+                        </a:effectRef>
+                        <a:fontRef idx="minor">
+                          <a:schemeClr val="tx1"/>
+                        </a:fontRef>
+                      </wps:style>
+                      <wps:bodyPr/>
+                    </wps:wsp>
+                  </a:graphicData>
+                </a:graphic>
+              </wp:anchor>
+            </w:drawing>
+          </mc:Choice>
+          <mc:Fallback>
+            <w:pict>
+              <v:line w14:anchorId="5F7F216A" id="Straight Connector 1" o:spid="_x0000_s1026" style="position:absolute;z-index:251665408;visibility:visible;mso-wrap-style:square;mso-wrap-distance-left:9pt;mso-wrap-distance-top:0;mso-wrap-distance-right:9pt;mso-wrap-distance-bottom:0;mso-position-horizontal:absolute;mso-position-horizontal-relative:text;mso-position-vertical:absolute;mso-position-vertical-relative:text" from="-.9pt,159.25pt" to="470.35pt,159.25pt" o:gfxdata="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" strokecolor="black [3200]" strokeweight="1.5pt">
+                <v:stroke joinstyle="miter"/>
+              </v:line>
+            </w:pict>
+          </mc:Fallback>
+        </mc:AlternateContent>
+      </w:r>
+      <w:r>
+        <w:rPr>
+          <w:sz w:val="22"/>
+          <w:szCs w:val="22"/>
+        </w:rPr>
+        <w:t>PCB Part Number &amp; Revision:</w:t>
+      </w:r>
+      <w:r>
+        <w:rPr>
+          <w:sz w:val="22"/>
+          <w:szCs w:val="22"/>
+        </w:rPr>
+        <w:br/>
+        <w:t>Assembled PCB P/N and Revision:</w:t>
+      </w:r>
+      <w:r>
+        <w:rPr>
+          <w:sz w:val="22"/>
+          <w:szCs w:val="22"/>
+        </w:rPr>
+        <w:br/>
+      </w:r>
+      <w:r>
+        <w:rPr>
+          <w:noProof/>
+          <w:sz w:val="22"/>
+          <w:szCs w:val="22"/>
+        </w:rPr>
+        <mc:AlternateContent>
+          <mc:Choice Requires="wps">
+            <w:drawing>
+              <wp:anchor distT="0" distB="0" distL="114300" distR="114300" simplePos="0" relativeHeight="251667456" behindDoc="0" locked="0" layoutInCell="1" allowOverlap="1" wp14:anchorId="293B2B3D" wp14:editId="6DD8DF07">
                 <wp:simplePos x="0" y="0"/>
                 <wp:positionH relativeFrom="column">
                   <wp:posOffset>-11430</wp:posOffset>
@@ -321,7 +435,7 @@
           </mc:Choice>
           <mc:Fallback>
             <w:pict>
-              <v:line w14:anchorId="2F48FFEA" id="Straight Connector 1" o:spid="_x0000_s1026" style="position:absolute;z-index:251667456;visibility:visible;mso-wrap-style:square;mso-wrap-distance-left:9pt;mso-wrap-distance-top:0;mso-wrap-distance-right:9pt;mso-wrap-distance-bottom:0;mso-position-horizontal:absolute;mso-position-horizontal-relative:text;mso-position-vertical:absolute;mso-position-vertical-relative:text" from="-.9pt,97.55pt" to="470.35pt,97.55pt" o:gfxdata="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" strokecolor="black [3200]" strokeweight="1.5pt">
+              <v:line w14:anchorId="276D69BD" id="Straight Connector 1" o:spid="_x0000_s1026" style="position:absolute;z-index:251667456;visibility:visible;mso-wrap-style:square;mso-wrap-distance-left:9pt;mso-wrap-distance-top:0;mso-wrap-distance-right:9pt;mso-wrap-distance-bottom:0;mso-position-horizontal:absolute;mso-position-horizontal-relative:text;mso-position-vertical:absolute;mso-position-vertical-relative:text" from="-.9pt,97.55pt" to="470.35pt,97.55pt" o:gfxdata="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" strokecolor="black [3200]" strokeweight="1.5pt">
                 <v:stroke joinstyle="miter"/>
               </v:line>
             </w:pict>
@@ -330,147 +444,10 @@
       </w:r>
       <w:r>
         <w:rPr>
-          <w:noProof/>
-          <w:sz w:val="22"/>
-          <w:szCs w:val="22"/>
-        </w:rPr>
-        <mc:AlternateContent>
-          <mc:Choice Requires="wps">
-            <w:drawing>
-              <wp:anchor distT="0" distB="0" distL="114300" distR="114300" simplePos="0" relativeHeight="251665408" behindDoc="0" locked="0" layoutInCell="1" allowOverlap="1" wp14:anchorId="3AC1BEF6" wp14:editId="43CE2549">
-                <wp:simplePos x="0" y="0"/>
-                <wp:positionH relativeFrom="column">
-                  <wp:posOffset>-11430</wp:posOffset>
-                </wp:positionH>
-                <wp:positionV relativeFrom="paragraph">
-                  <wp:posOffset>811530</wp:posOffset>
-                </wp:positionV>
-                <wp:extent cx="5985163" cy="0"/>
-                <wp:effectExtent l="0" t="0" r="0" b="0"/>
-                <wp:wrapNone/>
-                <wp:docPr id="2022652431" name="Straight Connector 1"/>
-                <wp:cNvGraphicFramePr/>
-                <a:graphic xmlns:a="http://schemas.openxmlformats.org/drawingml/2006/main">
-                  <a:graphicData uri="http://schemas.microsoft.com/office/word/2010/wordprocessingShape">
-                    <wps:wsp>
-                      <wps:cNvCnPr/>
-                      <wps:spPr>
-                        <a:xfrm>
-                          <a:off x="0" y="0"/>
-                          <a:ext cx="5985163" cy="0"/>
-                        </a:xfrm>
-                        <a:prstGeom prst="line">
-                          <a:avLst/>
-                        </a:prstGeom>
-                      </wps:spPr>
-                      <wps:style>
-                        <a:lnRef idx="2">
-                          <a:schemeClr val="dk1"/>
-                        </a:lnRef>
-                        <a:fillRef idx="0">
-                          <a:schemeClr val="dk1"/>
-                        </a:fillRef>
-                        <a:effectRef idx="1">
-                          <a:schemeClr val="dk1"/>
-                        </a:effectRef>
-                        <a:fontRef idx="minor">
-                          <a:schemeClr val="tx1"/>
-                        </a:fontRef>
-                      </wps:style>
-                      <wps:bodyPr/>
-                    </wps:wsp>
-                  </a:graphicData>
-                </a:graphic>
-              </wp:anchor>
-            </w:drawing>
-          </mc:Choice>
-          <mc:Fallback>
-            <w:pict>
-              <v:line w14:anchorId="6C078D19" id="Straight Connector 1" o:spid="_x0000_s1026" style="position:absolute;z-index:251665408;visibility:visible;mso-wrap-style:square;mso-wrap-distance-left:9pt;mso-wrap-distance-top:0;mso-wrap-distance-right:9pt;mso-wrap-distance-bottom:0;mso-position-horizontal:absolute;mso-position-horizontal-relative:text;mso-position-vertical:absolute;mso-position-vertical-relative:text" from="-.9pt,63.9pt" to="470.35pt,63.9pt" o:gfxdata="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" strokecolor="black [3200]" strokeweight="1.5pt">
-                <v:stroke joinstyle="miter"/>
-              </v:line>
-            </w:pict>
-          </mc:Fallback>
-        </mc:AlternateContent>
-      </w:r>
-      <w:r>
-        <w:rPr>
-          <w:noProof/>
-          <w:sz w:val="22"/>
-          <w:szCs w:val="22"/>
-        </w:rPr>
-        <mc:AlternateContent>
-          <mc:Choice Requires="wps">
-            <w:drawing>
-              <wp:anchor distT="0" distB="0" distL="114300" distR="114300" simplePos="0" relativeHeight="251663360" behindDoc="0" locked="0" layoutInCell="1" allowOverlap="1" wp14:anchorId="6428A079" wp14:editId="4B8B8DDD">
-                <wp:simplePos x="0" y="0"/>
-                <wp:positionH relativeFrom="column">
-                  <wp:posOffset>-11430</wp:posOffset>
-                </wp:positionH>
-                <wp:positionV relativeFrom="paragraph">
-                  <wp:posOffset>289560</wp:posOffset>
-                </wp:positionV>
-                <wp:extent cx="5985163" cy="0"/>
-                <wp:effectExtent l="0" t="0" r="0" b="0"/>
-                <wp:wrapNone/>
-                <wp:docPr id="623200508" name="Straight Connector 1"/>
-                <wp:cNvGraphicFramePr/>
-                <a:graphic xmlns:a="http://schemas.openxmlformats.org/drawingml/2006/main">
-                  <a:graphicData uri="http://schemas.microsoft.com/office/word/2010/wordprocessingShape">
-                    <wps:wsp>
-                      <wps:cNvCnPr/>
-                      <wps:spPr>
-                        <a:xfrm>
-                          <a:off x="0" y="0"/>
-                          <a:ext cx="5985163" cy="0"/>
-                        </a:xfrm>
-                        <a:prstGeom prst="line">
-                          <a:avLst/>
-                        </a:prstGeom>
-                      </wps:spPr>
-                      <wps:style>
-                        <a:lnRef idx="2">
-                          <a:schemeClr val="dk1"/>
-                        </a:lnRef>
-                        <a:fillRef idx="0">
-                          <a:schemeClr val="dk1"/>
-                        </a:fillRef>
-                        <a:effectRef idx="1">
-                          <a:schemeClr val="dk1"/>
-                        </a:effectRef>
-                        <a:fontRef idx="minor">
-                          <a:schemeClr val="tx1"/>
-                        </a:fontRef>
-                      </wps:style>
-                      <wps:bodyPr/>
-                    </wps:wsp>
-                  </a:graphicData>
-                </a:graphic>
-              </wp:anchor>
-            </w:drawing>
-          </mc:Choice>
-          <mc:Fallback>
-            <w:pict>
-              <v:line w14:anchorId="5959FFED" id="Straight Connector 1" o:spid="_x0000_s1026" style="position:absolute;z-index:251663360;visibility:visible;mso-wrap-style:square;mso-wrap-distance-left:9pt;mso-wrap-distance-top:0;mso-wrap-distance-right:9pt;mso-wrap-distance-bottom:0;mso-position-horizontal:absolute;mso-position-horizontal-relative:text;mso-position-vertical:absolute;mso-position-vertical-relative:text" from="-.9pt,22.8pt" to="470.35pt,22.8pt" o:gfxdata="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" strokecolor="black [3200]" strokeweight="1.5pt">
-                <v:stroke joinstyle="miter"/>
-              </v:line>
-            </w:pict>
-          </mc:Fallback>
-        </mc:AlternateContent>
-      </w:r>
-      <w:r>
-        <w:rPr>
           <w:sz w:val="22"/>
           <w:szCs w:val="22"/>
         </w:rPr>
         <w:t>Engineer:</w:t>
-      </w:r>
-      <w:r>
-        <w:rPr>
-          <w:sz w:val="22"/>
-          <w:szCs w:val="22"/>
-        </w:rPr>
-        <w:br/>
       </w:r>
       <w:r>
         <w:rPr>
@@ -486,44 +463,27 @@
           <w:szCs w:val="22"/>
         </w:rPr>
         <w:br/>
-      </w:r>
-      <w:r>
-        <w:rPr>
-          <w:sz w:val="22"/>
-          <w:szCs w:val="22"/>
-        </w:rPr>
-        <w:br/>
         <w:t>Attendees:</w:t>
-      </w:r>
-      <w:r>
-        <w:rPr>
-          <w:sz w:val="22"/>
-          <w:szCs w:val="22"/>
-        </w:rPr>
-        <w:br/>
       </w:r>
     </w:p>
     <w:p>
       <w:pPr>
         <w:spacing w:line="240" w:lineRule="auto"/>
         <w:rPr>
+          <w:b/>
+          <w:bCs/>
           <w:sz w:val="22"/>
           <w:szCs w:val="22"/>
         </w:rPr>
       </w:pPr>
       <w:r>
         <w:rPr>
-          <w:sz w:val="22"/>
-          <w:szCs w:val="22"/>
-        </w:rPr>
-        <w:t>P</w:t>
-      </w:r>
-      <w:r>
-        <w:rPr>
-          <w:sz w:val="22"/>
-          <w:szCs w:val="22"/>
-        </w:rPr>
-        <w:t xml:space="preserve">art Placement </w:t>
+          <w:b/>
+          <w:bCs/>
+          <w:sz w:val="22"/>
+          <w:szCs w:val="22"/>
+        </w:rPr>
+        <w:t xml:space="preserve">Part Placement </w:t>
       </w:r>
     </w:p>
     <w:p>
@@ -2515,6 +2475,7 @@
   <w:style w:type="character" w:default="1" w:styleId="DefaultParagraphFont">
     <w:name w:val="Default Paragraph Font"/>
     <w:uiPriority w:val="1"/>
+    <w:semiHidden/>
     <w:unhideWhenUsed/>
   </w:style>
   <w:style w:type="table" w:default="1" w:styleId="TableNormal">

--- a/documents/PCB Design Review Checklist (Word).docx
+++ b/documents/PCB Design Review Checklist (Word).docx
@@ -569,7 +569,7 @@
           <w:sz w:val="22"/>
           <w:szCs w:val="22"/>
         </w:rPr>
-        <w:t xml:space="preserve">1. Polarized components checked ☑ NA </w:t>
+        <w:t xml:space="preserve">1. Polarized components checked </w:t>
       </w:r>
     </w:p>
     <w:p>
@@ -999,7 +999,7 @@
           <w:sz w:val="22"/>
           <w:szCs w:val="22"/>
         </w:rPr>
-        <w:t xml:space="preserve">6.1/0 drivers near where their signals leave the board NA ☑ </w:t>
+        <w:t>6.1/0 drivers near where their signals leave the board</w:t>
       </w:r>
     </w:p>
     <w:p>
@@ -1257,7 +1257,7 @@
           <w:sz w:val="22"/>
           <w:szCs w:val="22"/>
         </w:rPr>
-        <w:t xml:space="preserve">9. Mounting holes electrically isolated or not ☑ </w:t>
+        <w:t>9. Mounting holes electrically isolated or not</w:t>
       </w:r>
     </w:p>
     <w:p>
@@ -1343,7 +1343,7 @@
           <w:sz w:val="22"/>
           <w:szCs w:val="22"/>
         </w:rPr>
-        <w:t xml:space="preserve">10. Proper mounting hole clearance for hardware ✓ </w:t>
+        <w:t xml:space="preserve">10. Proper mounting hole clearance for hardware </w:t>
       </w:r>
     </w:p>
     <w:p>
@@ -1429,7 +1429,7 @@
           <w:sz w:val="22"/>
           <w:szCs w:val="22"/>
         </w:rPr>
-        <w:t xml:space="preserve">11. SMD pad shapes checked NAN/A </w:t>
+        <w:t>11. SMD pad shapes checked</w:t>
       </w:r>
     </w:p>
     <w:p>
@@ -1687,7 +1687,7 @@
           <w:sz w:val="22"/>
           <w:szCs w:val="22"/>
         </w:rPr>
-        <w:t xml:space="preserve">14. Footprints verified against manufacturer datasheet (new parts) 8/16 MA </w:t>
+        <w:t xml:space="preserve">14. Footprints verified against manufacturer datasheet (new parts) </w:t>
       </w:r>
     </w:p>
     <w:p>
@@ -1773,7 +1773,7 @@
           <w:sz w:val="22"/>
           <w:szCs w:val="22"/>
         </w:rPr>
-        <w:t xml:space="preserve">15. Check for traces running under noisy or sensitive components ✓✓ </w:t>
+        <w:t xml:space="preserve">15. Check for traces running under noisy or sensitive components </w:t>
       </w:r>
     </w:p>
     <w:p>
@@ -1859,7 +1859,7 @@
           <w:sz w:val="22"/>
           <w:szCs w:val="22"/>
         </w:rPr>
-        <w:t xml:space="preserve">16.Provide multiple vias for high current and/or low impedance traces 4/9 </w:t>
+        <w:t>16.Provide multiple vias for high current and/or low impedance traces</w:t>
       </w:r>
     </w:p>
     <w:sectPr>
